--- a/doc/guide/2. 데이터베이스 설계 및 모델링 가이드 (Database Design & Modeling Guide).docx
+++ b/doc/guide/2. 데이터베이스 설계 및 모델링 가이드 (Database Design & Modeling Guide).docx
@@ -2104,28 +2104,13 @@
           <w:color w:val="188038"/>
           <w:rtl w:val="0"/>
         </w:rPr>
-        <w:t xml:space="preserve">nominal_capacity</w:t>
-      </w:r>
-      <w:r>
-        <w:rPr>
-          <w:rtl w:val="0"/>
-        </w:rPr>
-        <w:t xml:space="preserve">, </w:t>
-      </w:r>
-      <w:r>
-        <w:rPr>
-          <w:rFonts w:ascii="Roboto Mono" w:cs="Roboto Mono" w:eastAsia="Roboto Mono" w:hAnsi="Roboto Mono"/>
-          <w:color w:val="188038"/>
-          <w:rtl w:val="0"/>
-        </w:rPr>
-        <w:t xml:space="preserve">own_yn</w:t>
-      </w:r>
-      <w:r>
-        <w:rPr>
-          <w:rFonts w:ascii="Arial Unicode MS" w:cs="Arial Unicode MS" w:eastAsia="Arial Unicode MS" w:hAnsi="Arial Unicode MS"/>
-          <w:rtl w:val="0"/>
-        </w:rPr>
-        <w:t xml:space="preserve"> (사선/용선 여부).</w:t>
+        <w:t xml:space="preserve">own_yn, delivery_date, redelivery_date</w:t>
+      </w:r>
+      <w:r>
+        <w:rPr>
+          <w:rtl w:val="0"/>
+        </w:rPr>
+        <w:t xml:space="preserve">.</w:t>
       </w:r>
     </w:p>
     <w:p>
@@ -2363,7 +2348,7 @@
           <w:color w:val="188038"/>
           <w:rtl w:val="0"/>
         </w:rPr>
-        <w:t xml:space="preserve">teu_capacity</w:t>
+        <w:t xml:space="preserve">vessel_capacity</w:t>
       </w:r>
       <w:r>
         <w:rPr>
@@ -2383,21 +2368,6 @@
         <w:rPr>
           <w:rtl w:val="0"/>
         </w:rPr>
-        <w:t xml:space="preserve">, </w:t>
-      </w:r>
-      <w:r>
-        <w:rPr>
-          <w:rFonts w:ascii="Roboto Mono" w:cs="Roboto Mono" w:eastAsia="Roboto Mono" w:hAnsi="Roboto Mono"/>
-          <w:color w:val="188038"/>
-          <w:rtl w:val="0"/>
-        </w:rPr>
-        <w:t xml:space="preserve">trade_code</w:t>
-      </w:r>
-      <w:r>
-        <w:rPr>
-          <w:rtl w:val="0"/>
-        </w:rPr>
-        <w:t xml:space="preserve">.</w:t>
       </w:r>
     </w:p>
     <w:p>
@@ -2448,17 +2418,17 @@
           <w:bCs w:val="1"/>
           <w:rtl w:val="0"/>
         </w:rPr>
-        <w:t xml:space="preserve">Distance (</w:t>
-      </w:r>
-      <w:r>
-        <w:rPr>
-          <w:rFonts w:ascii="Roboto Mono" w:cs="Roboto Mono" w:eastAsia="Roboto Mono" w:hAnsi="Roboto Mono"/>
-          <w:b w:val="1"/>
-          <w:bCs w:val="1"/>
-          <w:color w:val="188038"/>
-          <w:rtl w:val="0"/>
-        </w:rPr>
-        <w:t xml:space="preserve">cost_distance</w:t>
+        <w:t xml:space="preserve">Canal Fee (</w:t>
+      </w:r>
+      <w:r>
+        <w:rPr>
+          <w:rFonts w:ascii="Roboto Mono" w:cs="Roboto Mono" w:eastAsia="Roboto Mono" w:hAnsi="Roboto Mono"/>
+          <w:b w:val="1"/>
+          <w:bCs w:val="1"/>
+          <w:color w:val="188038"/>
+          <w:rtl w:val="0"/>
+        </w:rPr>
+        <w:t xml:space="preserve">cost_canal_fee</w:t>
       </w:r>
       <w:r>
         <w:rPr>
@@ -2492,7 +2462,7 @@
           <w:rFonts w:ascii="Arial Unicode MS" w:cs="Arial Unicode MS" w:eastAsia="Arial Unicode MS" w:hAnsi="Arial Unicode MS"/>
           <w:rtl w:val="0"/>
         </w:rPr>
-        <w:t xml:space="preserve"> 항구 간 거리 테이블.</w:t>
+        <w:t xml:space="preserve"> 운하(Suez, Panama 등) 통과 비용.</w:t>
       </w:r>
     </w:p>
     <w:p>
@@ -2525,7 +2495,7 @@
           <w:color w:val="188038"/>
           <w:rtl w:val="0"/>
         </w:rPr>
-        <w:t xml:space="preserve">from_port</w:t>
+        <w:t xml:space="preserve">canal_fee</w:t>
       </w:r>
       <w:r>
         <w:rPr>
@@ -2539,41 +2509,14 @@
           <w:color w:val="188038"/>
           <w:rtl w:val="0"/>
         </w:rPr>
-        <w:t xml:space="preserve">to_port</w:t>
-      </w:r>
-      <w:r>
-        <w:rPr>
-          <w:rtl w:val="0"/>
-        </w:rPr>
-        <w:t xml:space="preserve">, </w:t>
-      </w:r>
-      <w:r>
-        <w:rPr>
-          <w:rFonts w:ascii="Roboto Mono" w:cs="Roboto Mono" w:eastAsia="Roboto Mono" w:hAnsi="Roboto Mono"/>
-          <w:color w:val="188038"/>
-          <w:rtl w:val="0"/>
-        </w:rPr>
-        <w:t xml:space="preserve">distance</w:t>
-      </w:r>
-      <w:r>
-        <w:rPr>
-          <w:rtl w:val="0"/>
-        </w:rPr>
-        <w:t xml:space="preserve"> (Nautical Miles), </w:t>
-      </w:r>
-      <w:r>
-        <w:rPr>
-          <w:rFonts w:ascii="Roboto Mono" w:cs="Roboto Mono" w:eastAsia="Roboto Mono" w:hAnsi="Roboto Mono"/>
-          <w:color w:val="188038"/>
-          <w:rtl w:val="0"/>
-        </w:rPr>
-        <w:t xml:space="preserve">eca_distance</w:t>
-      </w:r>
-      <w:r>
-        <w:rPr>
-          <w:rtl w:val="0"/>
-        </w:rPr>
-        <w:t xml:space="preserve">.</w:t>
+        <w:t xml:space="preserve">port_code</w:t>
+      </w:r>
+      <w:r>
+        <w:rPr>
+          <w:rFonts w:ascii="Arial Unicode MS" w:cs="Arial Unicode MS" w:eastAsia="Arial Unicode MS" w:hAnsi="Arial Unicode MS"/>
+          <w:rtl w:val="0"/>
+        </w:rPr>
+        <w:t xml:space="preserve"> (운하 위치).</w:t>
       </w:r>
     </w:p>
     <w:p>
@@ -2591,17 +2534,17 @@
           <w:bCs w:val="1"/>
           <w:rtl w:val="0"/>
         </w:rPr>
-        <w:t xml:space="preserve">Canal Fee (</w:t>
-      </w:r>
-      <w:r>
-        <w:rPr>
-          <w:rFonts w:ascii="Roboto Mono" w:cs="Roboto Mono" w:eastAsia="Roboto Mono" w:hAnsi="Roboto Mono"/>
-          <w:b w:val="1"/>
-          <w:bCs w:val="1"/>
-          <w:color w:val="188038"/>
-          <w:rtl w:val="0"/>
-        </w:rPr>
-        <w:t xml:space="preserve">cost_canal_fee</w:t>
+        <w:t xml:space="preserve">Distance (</w:t>
+      </w:r>
+      <w:r>
+        <w:rPr>
+          <w:rFonts w:ascii="Roboto Mono" w:cs="Roboto Mono" w:eastAsia="Roboto Mono" w:hAnsi="Roboto Mono"/>
+          <w:b w:val="1"/>
+          <w:bCs w:val="1"/>
+          <w:color w:val="188038"/>
+          <w:rtl w:val="0"/>
+        </w:rPr>
+        <w:t xml:space="preserve">cost_distance</w:t>
       </w:r>
       <w:r>
         <w:rPr>
@@ -2635,7 +2578,7 @@
           <w:rFonts w:ascii="Arial Unicode MS" w:cs="Arial Unicode MS" w:eastAsia="Arial Unicode MS" w:hAnsi="Arial Unicode MS"/>
           <w:rtl w:val="0"/>
         </w:rPr>
-        <w:t xml:space="preserve"> 운하(Suez, Panama 등) 통과 비용.</w:t>
+        <w:t xml:space="preserve"> 항구 간 거리 테이블.</w:t>
       </w:r>
     </w:p>
     <w:p>
@@ -2668,7 +2611,7 @@
           <w:color w:val="188038"/>
           <w:rtl w:val="0"/>
         </w:rPr>
-        <w:t xml:space="preserve">canal_fee</w:t>
+        <w:t xml:space="preserve">from_port</w:t>
       </w:r>
       <w:r>
         <w:rPr>
@@ -2682,14 +2625,41 @@
           <w:color w:val="188038"/>
           <w:rtl w:val="0"/>
         </w:rPr>
-        <w:t xml:space="preserve">port_code</w:t>
-      </w:r>
-      <w:r>
-        <w:rPr>
-          <w:rFonts w:ascii="Arial Unicode MS" w:cs="Arial Unicode MS" w:eastAsia="Arial Unicode MS" w:hAnsi="Arial Unicode MS"/>
-          <w:rtl w:val="0"/>
-        </w:rPr>
-        <w:t xml:space="preserve"> (운하 위치).</w:t>
+        <w:t xml:space="preserve">to_port</w:t>
+      </w:r>
+      <w:r>
+        <w:rPr>
+          <w:rtl w:val="0"/>
+        </w:rPr>
+        <w:t xml:space="preserve">, </w:t>
+      </w:r>
+      <w:r>
+        <w:rPr>
+          <w:rFonts w:ascii="Roboto Mono" w:cs="Roboto Mono" w:eastAsia="Roboto Mono" w:hAnsi="Roboto Mono"/>
+          <w:color w:val="188038"/>
+          <w:rtl w:val="0"/>
+        </w:rPr>
+        <w:t xml:space="preserve">distance</w:t>
+      </w:r>
+      <w:r>
+        <w:rPr>
+          <w:rtl w:val="0"/>
+        </w:rPr>
+        <w:t xml:space="preserve"> (Nautical Miles), </w:t>
+      </w:r>
+      <w:r>
+        <w:rPr>
+          <w:rFonts w:ascii="Roboto Mono" w:cs="Roboto Mono" w:eastAsia="Roboto Mono" w:hAnsi="Roboto Mono"/>
+          <w:color w:val="188038"/>
+          <w:rtl w:val="0"/>
+        </w:rPr>
+        <w:t xml:space="preserve">eca_distance</w:t>
+      </w:r>
+      <w:r>
+        <w:rPr>
+          <w:rtl w:val="0"/>
+        </w:rPr>
+        <w:t xml:space="preserve">.</w:t>
       </w:r>
     </w:p>
     <w:p>
@@ -3505,8 +3475,12 @@
     </w:p>
     <w:p>
       <w:pPr>
+        <w:pStyle w:val="Heading2"/>
+        <w:spacing w:after="80" w:before="360" w:lineRule="auto"/>
         <w:rPr/>
       </w:pPr>
+      <w:bookmarkStart w:colFirst="0" w:colLast="0" w:name="_cg22m1tpqks6" w:id="16"/>
+      <w:bookmarkEnd w:id="16"/>
       <w:r>
         <w:rPr>
           <w:rtl w:val="0"/>
